--- a/Идеи по мотору/Идеи.docx
+++ b/Идеи по мотору/Идеи.docx
@@ -249,7 +249,49 @@
         <w:t xml:space="preserve">GUI </w:t>
       </w:r>
       <w:r>
-        <w:t>асинхронные корутины</w:t>
+        <w:t xml:space="preserve">асинхронные </w:t>
+      </w:r>
+      <w:proofErr w:type="spellStart"/>
+      <w:r>
+        <w:t>корутины</w:t>
+      </w:r>
+      <w:proofErr w:type="spellEnd"/>
+    </w:p>
+    <w:p>
+      <w:pPr>
+        <w:pStyle w:val="a3"/>
+        <w:numPr>
+          <w:ilvl w:val="0"/>
+          <w:numId w:val="1"/>
+        </w:numPr>
+      </w:pPr>
+      <w:r>
+        <w:rPr>
+          <w:lang w:val="en-US"/>
+        </w:rPr>
+        <w:t>FPGA</w:t>
+      </w:r>
+      <w:r>
+        <w:t xml:space="preserve"> </w:t>
+      </w:r>
+      <w:r>
+        <w:t xml:space="preserve">для </w:t>
+      </w:r>
+      <w:proofErr w:type="spellStart"/>
+      <w:r>
+        <w:t>шим</w:t>
+      </w:r>
+      <w:proofErr w:type="spellEnd"/>
+      <w:r>
+        <w:t xml:space="preserve"> сигналов и АЦП входов </w:t>
+      </w:r>
+      <w:proofErr w:type="spellStart"/>
+      <w:r>
+        <w:t>плю</w:t>
+      </w:r>
+      <w:proofErr w:type="spellEnd"/>
+      <w:r>
+        <w:t xml:space="preserve"> все датчики</w:t>
       </w:r>
       <w:bookmarkStart w:id="1" w:name="_GoBack"/>
       <w:bookmarkEnd w:id="1"/>
